--- a/parcial-3-jwt-dashboard-websockets/semana-13/README.docx
+++ b/parcial-3-jwt-dashboard-websockets/semana-13/README.docx
@@ -2,7 +2,7 @@
 <file path=word/document.xml><?xml version="1.0" encoding="utf-8"?>
 <w:document xmlns:w="http://schemas.openxmlformats.org/wordprocessingml/2006/main" xmlns:m="http://schemas.openxmlformats.org/officeDocument/2006/math" xmlns:r="http://schemas.openxmlformats.org/officeDocument/2006/relationships" xmlns:o="urn:schemas-microsoft-com:office:office" xmlns:v="urn:schemas-microsoft-com:vml" xmlns:w10="urn:schemas-microsoft-com:office:word" xmlns:a="http://schemas.openxmlformats.org/drawingml/2006/main" xmlns:pic="http://schemas.openxmlformats.org/drawingml/2006/picture" xmlns:wp="http://schemas.openxmlformats.org/drawingml/2006/wordprocessingDrawing">
   <w:body>
-    <w:bookmarkStart w:id="9" w:name="semana-13-16-20-nov---programación-web"/>
+    <w:bookmarkStart w:id="9" w:name="semana-13-16-20-nov-programación-web"/>
     <w:p>
       <w:pPr>
         <w:pStyle w:val="Heading1"/>
@@ -128,22 +128,169 @@
           <w:b/>
           <w:bCs/>
         </w:rPr>
-        <w:t xml:space="preserve">Archivos base:</w:t>
-      </w:r>
-      <w:r>
-        <w:t xml:space="preserve"> </w:t>
+        <w:t xml:space="preserve">Material de esta semana (</w:t>
       </w:r>
       <w:r>
         <w:rPr>
           <w:rStyle w:val="VerbatimChar"/>
-        </w:rPr>
-        <w:t xml:space="preserve">base/backend-jwt/</w:t>
-      </w:r>
-      <w:r>
-        <w:t xml:space="preserve"> </w:t>
-      </w:r>
-      <w:r>
-        <w:t xml:space="preserve">(middleware/controller/routes de JWT vacíos, extiende el login de la semana 10). El frontend con JWT se agrega hasta tener el backend listo (ver solución docente para el patrón).</w:t>
+          <w:b/>
+          <w:bCs/>
+        </w:rPr>
+        <w:t xml:space="preserve">base/</w:t>
+      </w:r>
+      <w:r>
+        <w:rPr>
+          <w:b/>
+          <w:bCs/>
+        </w:rPr>
+        <w:t xml:space="preserve">):</w:t>
+      </w:r>
+      <w:r>
+        <w:t xml:space="preserve"> </w:t>
+      </w:r>
+      <w:r>
+        <w:t xml:space="preserve">-</w:t>
+      </w:r>
+      <w:r>
+        <w:t xml:space="preserve"> </w:t>
+      </w:r>
+      <w:r>
+        <w:rPr>
+          <w:rStyle w:val="VerbatimChar"/>
+        </w:rPr>
+        <w:t xml:space="preserve">backend-jwt/</w:t>
+      </w:r>
+      <w:r>
+        <w:t xml:space="preserve">: andamiaje vacío del login con JWT, el middleware y las rutas.</w:t>
+      </w:r>
+      <w:r>
+        <w:t xml:space="preserve"> </w:t>
+      </w:r>
+      <w:r>
+        <w:t xml:space="preserve">-</w:t>
+      </w:r>
+      <w:r>
+        <w:t xml:space="preserve"> </w:t>
+      </w:r>
+      <w:r>
+        <w:rPr>
+          <w:rStyle w:val="VerbatimChar"/>
+        </w:rPr>
+        <w:t xml:space="preserve">mini-proyecto-next/</w:t>
+      </w:r>
+      <w:r>
+        <w:t xml:space="preserve">: Copia el contenido de</w:t>
+      </w:r>
+      <w:r>
+        <w:t xml:space="preserve"> </w:t>
+      </w:r>
+      <w:r>
+        <w:rPr>
+          <w:rStyle w:val="VerbatimChar"/>
+        </w:rPr>
+        <w:t xml:space="preserve">base/mini-proyecto-next/</w:t>
+      </w:r>
+      <w:r>
+        <w:t xml:space="preserve"> </w:t>
+      </w:r>
+      <w:r>
+        <w:t xml:space="preserve">encima de tu app (la misma desde la semana 6). Trae</w:t>
+      </w:r>
+      <w:r>
+        <w:t xml:space="preserve"> </w:t>
+      </w:r>
+      <w:r>
+        <w:rPr>
+          <w:rStyle w:val="VerbatimChar"/>
+        </w:rPr>
+        <w:t xml:space="preserve">pages/login.js</w:t>
+      </w:r>
+      <w:r>
+        <w:t xml:space="preserve"> </w:t>
+      </w:r>
+      <w:r>
+        <w:t xml:space="preserve">que ya guarda el token,</w:t>
+      </w:r>
+      <w:r>
+        <w:t xml:space="preserve"> </w:t>
+      </w:r>
+      <w:r>
+        <w:rPr>
+          <w:rStyle w:val="VerbatimChar"/>
+        </w:rPr>
+        <w:t xml:space="preserve">lib/fetchConToken.js</w:t>
+      </w:r>
+      <w:r>
+        <w:t xml:space="preserve"> </w:t>
+      </w:r>
+      <w:r>
+        <w:t xml:space="preserve">y el menú. Tú, en tu</w:t>
+      </w:r>
+      <w:r>
+        <w:t xml:space="preserve"> </w:t>
+      </w:r>
+      <w:r>
+        <w:rPr>
+          <w:rStyle w:val="VerbatimChar"/>
+        </w:rPr>
+        <w:t xml:space="preserve">pages/admin/usuarios.js</w:t>
+      </w:r>
+      <w:r>
+        <w:t xml:space="preserve">: cambia tus</w:t>
+      </w:r>
+      <w:r>
+        <w:t xml:space="preserve"> </w:t>
+      </w:r>
+      <w:r>
+        <w:rPr>
+          <w:rStyle w:val="VerbatimChar"/>
+        </w:rPr>
+        <w:t xml:space="preserve">fetch</w:t>
+      </w:r>
+      <w:r>
+        <w:t xml:space="preserve"> </w:t>
+      </w:r>
+      <w:r>
+        <w:t xml:space="preserve">por</w:t>
+      </w:r>
+      <w:r>
+        <w:t xml:space="preserve"> </w:t>
+      </w:r>
+      <w:r>
+        <w:rPr>
+          <w:rStyle w:val="VerbatimChar"/>
+        </w:rPr>
+        <w:t xml:space="preserve">fetchConToken</w:t>
+      </w:r>
+      <w:r>
+        <w:t xml:space="preserve"> </w:t>
+      </w:r>
+      <w:r>
+        <w:t xml:space="preserve">(sin</w:t>
+      </w:r>
+      <w:r>
+        <w:t xml:space="preserve"> </w:t>
+      </w:r>
+      <w:r>
+        <w:rPr>
+          <w:rStyle w:val="VerbatimChar"/>
+        </w:rPr>
+        <w:t xml:space="preserve">credentials</w:t>
+      </w:r>
+      <w:r>
+        <w:t xml:space="preserve">) y, si la respuesta es 401, manda a</w:t>
+      </w:r>
+      <w:r>
+        <w:t xml:space="preserve"> </w:t>
+      </w:r>
+      <w:r>
+        <w:rPr>
+          <w:rStyle w:val="VerbatimChar"/>
+        </w:rPr>
+        <w:t xml:space="preserve">/login</w:t>
+      </w:r>
+      <w:r>
+        <w:t xml:space="preserve">.</w:t>
       </w:r>
     </w:p>
     <w:p>
